--- a/docs/guides/word/Guide_rh.docx
+++ b/docs/guides/word/Guide_rh.docx
@@ -272,7 +272,7 @@
           <w:sz w:val="20"/>
           <w:szCs w:val="20"/>
         </w:rPr>
-        <w:t xml:space="preserve">NIMOVA · RH sert les deux sociétés, chacune avec son personnel et sa paie. Si votre compte est ouvert aux deux, choisissez d'abord la société de travail dans le sélecteur en haut de l'écran.</w:t>
+        <w:t xml:space="preserve">La gestion RH est commune aux deux sociétés, comme la finance : vous voyez et gérez le personnel d'EGUITRA GROUP SARLU et de MB AxisPro dans les mêmes listes et le même tableau de bord (le filtre « Société » restreint l'affichage à l'une d'elles). Chaque société reste l'employeur légal de ses salariés : l'employeur se choisit à l'embauche, et chaque société a sa paie, sa déclaration CNSS, ses impôts sur salaires et son écriture de paie, préparées ensemble chaque mois.</w:t>
       </w:r>
     </w:p>
     <w:p>
@@ -1578,15 +1578,15 @@
           <w:sz w:val="20"/>
           <w:szCs w:val="20"/>
         </w:rPr>
-        <w:t xml:space="preserve">Créer la paie du mois</w:t>
-      </w:r>
-      <w:r>
-        <w:rPr>
-          <w:rFonts w:ascii="Calibri" w:cs="Calibri" w:eastAsia="Calibri" w:hAnsi="Calibri"/>
-          <w:sz w:val="20"/>
-          <w:szCs w:val="20"/>
-        </w:rPr>
-        <w:t xml:space="preserve"> : un bulletin pour chaque salarié sous contrat ce mois-là, avec le prorata des entrées et des sorties, les absences non rémunérées, les échéances d'avances et de prêts, les primes de rotation et les éléments fixes.</w:t>
+        <w:t xml:space="preserve">Préparer la paie du mois</w:t>
+      </w:r>
+      <w:r>
+        <w:rPr>
+          <w:rFonts w:ascii="Calibri" w:cs="Calibri" w:eastAsia="Calibri" w:hAnsi="Calibri"/>
+          <w:sz w:val="20"/>
+          <w:szCs w:val="20"/>
+        </w:rPr>
+        <w:t xml:space="preserve"> : une paie par société, préparées ensemble, avec un bulletin pour chaque salarié sous contrat ce mois-là, le prorata des entrées et des sorties, les absences non rémunérées, les échéances d'avances et de prêts, les primes de rotation et les éléments fixes.</w:t>
       </w:r>
     </w:p>
     <w:p>
@@ -2316,7 +2316,7 @@
           <w:sz w:val="20"/>
           <w:szCs w:val="20"/>
         </w:rPr>
-        <w:t xml:space="preserve">Ces valeurs sont des paramètres de chaque société. </w:t>
+        <w:t xml:space="preserve">Ces valeurs sont communes aux deux sociétés ; le numéro d'employeur CNSS, la taxe de formation et le journal des salaires sont propres à chacune. </w:t>
       </w:r>
       <w:r>
         <w:rPr>

--- a/docs/guides/word/Guide_rh.docx
+++ b/docs/guides/word/Guide_rh.docx
@@ -11,7 +11,7 @@
           <wp:inline distT="0" distB="0" distL="0" distR="0">
             <wp:extent cx="1428750" cy="476250"/>
             <wp:effectExtent t="0" r="0" b="0" l="0"/>
-            <wp:docPr id="1" name="" descr="" title=""/>
+            <wp:docPr id="11" name="" descr="" title=""/>
             <wp:cNvGraphicFramePr>
               <a:graphicFrameLocks xmlns:a="http://schemas.openxmlformats.org/drawingml/2006/main" noChangeAspect="1"/>
             </wp:cNvGraphicFramePr>
@@ -210,7 +210,7 @@
           <w:sz w:val="20"/>
           <w:szCs w:val="20"/>
         </w:rPr>
-        <w:t xml:space="preserve">Deux sociétés, un seul compte : si votre compte est ouvert à EGUITRA GROUP SARLU et à MB AxisPro, choisissez la société de travail avec le sélecteur en haut de l'écran ; l'écran se recharge sur les données de cette société. Les comptabilités restent séparées. La direction et la finance disposent aussi de la vue « Groupe consolidé » qui réunit les deux.</w:t>
+        <w:t xml:space="preserve">Deux sociétés, un seul compte : si votre compte est ouvert à EGUITRA GROUP SARLU et à MB AxisPro Consulting, choisissez la société de travail avec le sélecteur en haut de l'écran ; l'écran se recharge sur les données de cette société. Les comptabilités restent séparées. La direction et la finance disposent aussi de la vue « Groupe consolidé » qui réunit les deux.</w:t>
       </w:r>
     </w:p>
     <w:p>
@@ -272,7 +272,7 @@
           <w:sz w:val="20"/>
           <w:szCs w:val="20"/>
         </w:rPr>
-        <w:t xml:space="preserve">La gestion RH est commune aux deux sociétés, comme la finance : vous voyez et gérez le personnel d'EGUITRA GROUP SARLU et de MB AxisPro dans les mêmes listes et le même tableau de bord (le filtre « Société » restreint l'affichage à l'une d'elles). Chaque société reste l'employeur légal de ses salariés : l'employeur se choisit à l'embauche, et chaque société a sa paie, sa déclaration CNSS, ses impôts sur salaires et son écriture de paie, préparées ensemble chaque mois.</w:t>
+        <w:t xml:space="preserve">La gestion RH est commune aux deux sociétés, comme la finance : vous voyez et gérez le personnel d'EGUITRA GROUP SARLU et de MB AxisPro Consulting dans les mêmes listes et le même tableau de bord (le filtre « Société » restreint l'affichage à l'une d'elles). Chaque société reste l'employeur légal de ses salariés : l'employeur se choisit à l'embauche, et chaque société a sa paie, sa déclaration CNSS, ses impôts sur salaires et son écriture de paie, préparées ensemble chaque mois.</w:t>
       </w:r>
     </w:p>
     <w:p>
@@ -957,7 +957,7 @@
           <w:sz w:val="20"/>
           <w:szCs w:val="20"/>
         </w:rPr>
-        <w:t xml:space="preserve">« Nouveau salarié » : nom, poste, département, responsable hiérarchique, contrat (CDI, CDD, stage, apprentissage), date d'embauche, fin du contrat pour un CDD, fin de la période d'essai, salaire de base. Le matricule est attribué tout seul (EG-0001 pour EGUITRA GROUP, AX-0001 pour MB AxisPro).</w:t>
+        <w:t xml:space="preserve">« Nouveau salarié » : nom, poste, département, responsable hiérarchique, contrat (CDI, CDD, stage, apprentissage), date d'embauche, fin du contrat pour un CDD, fin de la période d'essai, salaire de base. Le matricule est attribué tout seul (EG-0001 pour EGUITRA GROUP, AX-0001 pour MB AxisPro Consulting).</w:t>
       </w:r>
     </w:p>
     <w:p>

--- a/docs/guides/word/Guide_rh.docx
+++ b/docs/guides/word/Guide_rh.docx
@@ -11,7 +11,7 @@
           <wp:inline distT="0" distB="0" distL="0" distR="0">
             <wp:extent cx="1428750" cy="476250"/>
             <wp:effectExtent t="0" r="0" b="0" l="0"/>
-            <wp:docPr id="11" name="" descr="" title=""/>
+            <wp:docPr id="1" name="" descr="" title=""/>
             <wp:cNvGraphicFramePr>
               <a:graphicFrameLocks xmlns:a="http://schemas.openxmlformats.org/drawingml/2006/main" noChangeAspect="1"/>
             </wp:cNvGraphicFramePr>
@@ -2346,6 +2346,210 @@
           <w:sz w:val="26"/>
           <w:szCs w:val="26"/>
         </w:rPr>
+        <w:t xml:space="preserve">Habilitations et sécurité</w:t>
+      </w:r>
+    </w:p>
+    <w:p>
+      <w:pPr>
+        <w:spacing w:after="100"/>
+        <w:jc w:val="both"/>
+      </w:pPr>
+      <w:r>
+        <w:rPr>
+          <w:rFonts w:ascii="Calibri" w:cs="Calibri" w:eastAsia="Calibri" w:hAnsi="Calibri"/>
+          <w:sz w:val="20"/>
+          <w:szCs w:val="20"/>
+        </w:rPr>
+        <w:t xml:space="preserve">L'écran « Habilitations et sécurité » et l'onglet « Sécurité » de chaque fiche tiennent les données dont le module HSSEQ a besoin pour autoriser ou refuser le départ d'un conducteur :</w:t>
+      </w:r>
+    </w:p>
+    <w:p>
+      <w:pPr>
+        <w:tabs>
+          <w:tab w:val="left" w:pos="360"/>
+        </w:tabs>
+        <w:spacing w:after="60"/>
+        <w:ind w:left="360" w:hanging="360"/>
+        <w:jc w:val="both"/>
+      </w:pPr>
+      <w:r>
+        <w:rPr>
+          <w:rFonts w:ascii="Calibri" w:cs="Calibri" w:eastAsia="Calibri" w:hAnsi="Calibri"/>
+          <w:b/>
+          <w:bCs/>
+          <w:color w:val="1A9E9E"/>
+          <w:sz w:val="20"/>
+          <w:szCs w:val="20"/>
+        </w:rPr>
+        <w:t xml:space="preserve">•	</w:t>
+      </w:r>
+      <w:r>
+        <w:rPr>
+          <w:rFonts w:ascii="Calibri" w:cs="Calibri" w:eastAsia="Calibri" w:hAnsi="Calibri"/>
+          <w:b/>
+          <w:bCs/>
+          <w:sz w:val="20"/>
+          <w:szCs w:val="20"/>
+        </w:rPr>
+        <w:t xml:space="preserve">Habilitations</w:t>
+      </w:r>
+      <w:r>
+        <w:rPr>
+          <w:rFonts w:ascii="Calibri" w:cs="Calibri" w:eastAsia="Calibri" w:hAnsi="Calibri"/>
+          <w:sz w:val="20"/>
+          <w:szCs w:val="20"/>
+        </w:rPr>
+        <w:t xml:space="preserve"> : permis poids lourd, conduite défensive, matières dangereuses, accès au site minier, secourisme (liste réglable dans les paramètres). Saisissez la date d'obtention : l'expiration est proposée selon la durée de validité du type. Joignez le justificatif.</w:t>
+      </w:r>
+    </w:p>
+    <w:p>
+      <w:pPr>
+        <w:tabs>
+          <w:tab w:val="left" w:pos="360"/>
+        </w:tabs>
+        <w:spacing w:after="60"/>
+        <w:ind w:left="360" w:hanging="360"/>
+        <w:jc w:val="both"/>
+      </w:pPr>
+      <w:r>
+        <w:rPr>
+          <w:rFonts w:ascii="Calibri" w:cs="Calibri" w:eastAsia="Calibri" w:hAnsi="Calibri"/>
+          <w:b/>
+          <w:bCs/>
+          <w:color w:val="1A9E9E"/>
+          <w:sz w:val="20"/>
+          <w:szCs w:val="20"/>
+        </w:rPr>
+        <w:t xml:space="preserve">•	</w:t>
+      </w:r>
+      <w:r>
+        <w:rPr>
+          <w:rFonts w:ascii="Calibri" w:cs="Calibri" w:eastAsia="Calibri" w:hAnsi="Calibri"/>
+          <w:b/>
+          <w:bCs/>
+          <w:sz w:val="20"/>
+          <w:szCs w:val="20"/>
+        </w:rPr>
+        <w:t xml:space="preserve">Aptitude médicale</w:t>
+      </w:r>
+      <w:r>
+        <w:rPr>
+          <w:rFonts w:ascii="Calibri" w:cs="Calibri" w:eastAsia="Calibri" w:hAnsi="Calibri"/>
+          <w:sz w:val="20"/>
+          <w:szCs w:val="20"/>
+        </w:rPr>
+        <w:t xml:space="preserve"> : seulement « apte » ou « inapte », la date de la visite et sa date de validité. N'enregistrez jamais de détail médical.</w:t>
+      </w:r>
+    </w:p>
+    <w:p>
+      <w:pPr>
+        <w:tabs>
+          <w:tab w:val="left" w:pos="360"/>
+        </w:tabs>
+        <w:spacing w:after="60"/>
+        <w:ind w:left="360" w:hanging="360"/>
+        <w:jc w:val="both"/>
+      </w:pPr>
+      <w:r>
+        <w:rPr>
+          <w:rFonts w:ascii="Calibri" w:cs="Calibri" w:eastAsia="Calibri" w:hAnsi="Calibri"/>
+          <w:b/>
+          <w:bCs/>
+          <w:color w:val="1A9E9E"/>
+          <w:sz w:val="20"/>
+          <w:szCs w:val="20"/>
+        </w:rPr>
+        <w:t xml:space="preserve">•	</w:t>
+      </w:r>
+      <w:r>
+        <w:rPr>
+          <w:rFonts w:ascii="Calibri" w:cs="Calibri" w:eastAsia="Calibri" w:hAnsi="Calibri"/>
+          <w:b/>
+          <w:bCs/>
+          <w:sz w:val="20"/>
+          <w:szCs w:val="20"/>
+        </w:rPr>
+        <w:t xml:space="preserve">EPI remis</w:t>
+      </w:r>
+      <w:r>
+        <w:rPr>
+          <w:rFonts w:ascii="Calibri" w:cs="Calibri" w:eastAsia="Calibri" w:hAnsi="Calibri"/>
+          <w:sz w:val="20"/>
+          <w:szCs w:val="20"/>
+        </w:rPr>
+        <w:t xml:space="preserve"> : casque, chaussures, gilet… avec la date de remise et celle du renouvellement.</w:t>
+      </w:r>
+    </w:p>
+    <w:p>
+      <w:pPr>
+        <w:tabs>
+          <w:tab w:val="left" w:pos="360"/>
+        </w:tabs>
+        <w:spacing w:after="60"/>
+        <w:ind w:left="360" w:hanging="360"/>
+        <w:jc w:val="both"/>
+      </w:pPr>
+      <w:r>
+        <w:rPr>
+          <w:rFonts w:ascii="Calibri" w:cs="Calibri" w:eastAsia="Calibri" w:hAnsi="Calibri"/>
+          <w:b/>
+          <w:bCs/>
+          <w:color w:val="1A9E9E"/>
+          <w:sz w:val="20"/>
+          <w:szCs w:val="20"/>
+        </w:rPr>
+        <w:t xml:space="preserve">•	</w:t>
+      </w:r>
+      <w:r>
+        <w:rPr>
+          <w:rFonts w:ascii="Calibri" w:cs="Calibri" w:eastAsia="Calibri" w:hAnsi="Calibri"/>
+          <w:b/>
+          <w:bCs/>
+          <w:sz w:val="20"/>
+          <w:szCs w:val="20"/>
+        </w:rPr>
+        <w:t xml:space="preserve">Accident du travail</w:t>
+      </w:r>
+      <w:r>
+        <w:rPr>
+          <w:rFonts w:ascii="Calibri" w:cs="Calibri" w:eastAsia="Calibri" w:hAnsi="Calibri"/>
+          <w:sz w:val="20"/>
+          <w:szCs w:val="20"/>
+        </w:rPr>
+        <w:t xml:space="preserve"> : saisissez l'arrêt avec le type d'absence « Accident du travail ». Il entre dans les taux de fréquence et de gravité, calculés sur les heures réellement travaillées.</w:t>
+      </w:r>
+    </w:p>
+    <w:p>
+      <w:pPr>
+        <w:spacing w:after="100"/>
+        <w:jc w:val="both"/>
+      </w:pPr>
+      <w:r>
+        <w:rPr>
+          <w:rFonts w:ascii="Calibri" w:cs="Calibri" w:eastAsia="Calibri" w:hAnsi="Calibri"/>
+          <w:sz w:val="20"/>
+          <w:szCs w:val="20"/>
+        </w:rPr>
+        <w:t xml:space="preserve">Un conducteur sans permis, conduite défensive ou habilitation aux matières dangereuses valide, ou dont l'aptitude est « inapte » ou dépassée, ne peut pas partir en rotation (motif V04 du verrou HSSEQ). La matrice le signale par « départ refusé ». L'échéancier prévient 30 jours puis 7 jours avant chaque expiration. Chaque conducteur voit ses habilitations dans « Mon espace ».</w:t>
+      </w:r>
+    </w:p>
+    <w:p>
+      <w:pPr>
+        <w:keepNext/>
+        <w:pBdr>
+          <w:bottom w:val="single" w:color="1A9E9E" w:sz="6" w:space="2"/>
+        </w:pBdr>
+        <w:spacing w:after="100" w:before="280"/>
+      </w:pPr>
+      <w:r>
+        <w:rPr>
+          <w:rFonts w:ascii="Calibri" w:cs="Calibri" w:eastAsia="Calibri" w:hAnsi="Calibri"/>
+          <w:b/>
+          <w:bCs/>
+          <w:color w:val="1C1E6B"/>
+          <w:sz w:val="26"/>
+          <w:szCs w:val="26"/>
+        </w:rPr>
         <w:t xml:space="preserve">Mon espace (tous les salariés)</w:t>
       </w:r>
     </w:p>

--- a/docs/guides/word/Guide_rh.docx
+++ b/docs/guides/word/Guide_rh.docx
@@ -11,7 +11,7 @@
           <wp:inline distT="0" distB="0" distL="0" distR="0">
             <wp:extent cx="1428750" cy="476250"/>
             <wp:effectExtent t="0" r="0" b="0" l="0"/>
-            <wp:docPr id="1" name="" descr="" title=""/>
+            <wp:docPr id="11" name="" descr="" title=""/>
             <wp:cNvGraphicFramePr>
               <a:graphicFrameLocks xmlns:a="http://schemas.openxmlformats.org/drawingml/2006/main" noChangeAspect="1"/>
             </wp:cNvGraphicFramePr>
@@ -2438,7 +2438,7 @@
           <w:sz w:val="20"/>
           <w:szCs w:val="20"/>
         </w:rPr>
-        <w:t xml:space="preserve"> : seulement « apte » ou « inapte », la date de la visite et sa date de validité. N'enregistrez jamais de détail médical.</w:t>
+        <w:t xml:space="preserve"> : seulement « apte », « apte avec réserve » ou « inapte », la date de la visite et sa date de validité. N'enregistrez jamais de détail médical, ni la nature d'une réserve.</w:t>
       </w:r>
     </w:p>
     <w:p>
@@ -2516,7 +2516,7 @@
           <w:sz w:val="20"/>
           <w:szCs w:val="20"/>
         </w:rPr>
-        <w:t xml:space="preserve"> : saisissez l'arrêt avec le type d'absence « Accident du travail ». Il entre dans les taux de fréquence et de gravité, calculés sur les heures réellement travaillées.</w:t>
+        <w:t xml:space="preserve"> : saisissez l'arrêt avec le type d'absence « Accident du travail ». Il entre dans les taux de fréquence et de gravité, calculés sur les heures payées par les bulletins validés (estimées par la présence pour un mois sans paie validée : l'écran l'indique).</w:t>
       </w:r>
     </w:p>
     <w:p>
@@ -2530,7 +2530,25 @@
           <w:sz w:val="20"/>
           <w:szCs w:val="20"/>
         </w:rPr>
-        <w:t xml:space="preserve">Un conducteur sans permis, conduite défensive ou habilitation aux matières dangereuses valide, ou dont l'aptitude est « inapte » ou dépassée, ne peut pas partir en rotation (motif V04 du verrou HSSEQ). La matrice le signale par « départ refusé ». L'échéancier prévient 30 jours puis 7 jours avant chaque expiration. Chaque conducteur voit ses habilitations dans « Mon espace ».</w:t>
+        <w:t xml:space="preserve">Un conducteur sans permis, conduite défensive ou habilitation aux matières dangereuses valide, ou dont l'aptitude est « inapte » ou dépassée, ne peut pas partir en rotation (motif V04 du verrou HSSEQ). La matrice le signale par « départ refusé ». Une aptitude non saisie ou avec réserve, ou une habilitation à renouveler, est signalée sans bloquer le départ. L'échéancier prévient 30 jours puis 7 jours avant chaque expiration (délais réglables dans les paramètres). Chaque conducteur voit ses habilitations dans « Mon espace ». </w:t>
+      </w:r>
+      <w:r>
+        <w:rPr>
+          <w:rFonts w:ascii="Calibri" w:cs="Calibri" w:eastAsia="Calibri" w:hAnsi="Calibri"/>
+          <w:b/>
+          <w:bCs/>
+          <w:sz w:val="20"/>
+          <w:szCs w:val="20"/>
+        </w:rPr>
+        <w:t xml:space="preserve">Saisissez les habilitations de tous les conducteurs avant la mise en service du verrou HSSEQ</w:t>
+      </w:r>
+      <w:r>
+        <w:rPr>
+          <w:rFonts w:ascii="Calibri" w:cs="Calibri" w:eastAsia="Calibri" w:hAnsi="Calibri"/>
+          <w:sz w:val="20"/>
+          <w:szCs w:val="20"/>
+        </w:rPr>
+        <w:t xml:space="preserve"> : sans elles, aucun départ n'est autorisé.</w:t>
       </w:r>
     </w:p>
     <w:p>

--- a/docs/guides/word/Guide_rh.docx
+++ b/docs/guides/word/Guide_rh.docx
@@ -2553,6 +2553,20 @@
     </w:p>
     <w:p>
       <w:pPr>
+        <w:spacing w:after="100"/>
+        <w:jc w:val="both"/>
+      </w:pPr>
+      <w:r>
+        <w:rPr>
+          <w:rFonts w:ascii="Calibri" w:cs="Calibri" w:eastAsia="Calibri" w:hAnsi="Calibri"/>
+          <w:sz w:val="20"/>
+          <w:szCs w:val="20"/>
+        </w:rPr>
+        <w:t xml:space="preserve">Pour une première saisie en nombre, « Modèle de reprise » donne un classeur avec une rangée par conducteur et par habilitation, et une rangée d'aptitude par conducteur, déjà remplies de ce qui est connu. Complétez les dates (JJ/MM/AAAA), la référence et l'organisme, puis « Importer » : rien n'est enregistré tant qu'une rangée est en erreur, et chaque erreur est indiquée avec sa ligne. Réimporter le même classeur ne crée pas de doublon. Les justificatifs se déposent ensuite sur chaque fiche.</w:t>
+      </w:r>
+    </w:p>
+    <w:p>
+      <w:pPr>
         <w:keepNext/>
         <w:pBdr>
           <w:bottom w:val="single" w:color="1A9E9E" w:sz="6" w:space="2"/>

--- a/docs/guides/word/Guide_rh.docx
+++ b/docs/guides/word/Guide_rh.docx
@@ -225,6 +225,214 @@
           <w:szCs w:val="20"/>
         </w:rPr>
         <w:t xml:space="preserve">Téléphone perdu ou changé : demander à l'administrateur de réinitialiser la double authentification. Mot de passe oublié : l'administrateur en remet un nouveau, provisoire. Les sessions expirent d'elles-mêmes au bout de quelques heures ; toutes les connexions sont journalisées.</w:t>
+      </w:r>
+    </w:p>
+    <w:p>
+      <w:pPr>
+        <w:keepNext/>
+        <w:pBdr>
+          <w:bottom w:val="single" w:color="1A9E9E" w:sz="6" w:space="2"/>
+        </w:pBdr>
+        <w:spacing w:after="100" w:before="280"/>
+      </w:pPr>
+      <w:r>
+        <w:rPr>
+          <w:rFonts w:ascii="Calibri" w:cs="Calibri" w:eastAsia="Calibri" w:hAnsi="Calibri"/>
+          <w:b/>
+          <w:bCs/>
+          <w:color w:val="1C1E6B"/>
+          <w:sz w:val="26"/>
+          <w:szCs w:val="26"/>
+        </w:rPr>
+        <w:t xml:space="preserve">Comptes internes : la discussion</w:t>
+      </w:r>
+    </w:p>
+    <w:p>
+      <w:pPr>
+        <w:spacing w:after="100"/>
+        <w:jc w:val="both"/>
+      </w:pPr>
+      <w:r>
+        <w:rPr>
+          <w:rFonts w:ascii="Calibri" w:cs="Calibri" w:eastAsia="Calibri" w:hAnsi="Calibri"/>
+          <w:sz w:val="20"/>
+          <w:szCs w:val="20"/>
+        </w:rPr>
+        <w:t xml:space="preserve">Pour échanger entre collègues sans quitter la plateforme (jamais avec les porteurs de projets, qui écrivent à leur consultant depuis le portail).</w:t>
+      </w:r>
+    </w:p>
+    <w:p>
+      <w:pPr>
+        <w:tabs>
+          <w:tab w:val="left" w:pos="360"/>
+        </w:tabs>
+        <w:spacing w:after="60"/>
+        <w:ind w:left="360" w:hanging="360"/>
+        <w:jc w:val="both"/>
+      </w:pPr>
+      <w:r>
+        <w:rPr>
+          <w:rFonts w:ascii="Calibri" w:cs="Calibri" w:eastAsia="Calibri" w:hAnsi="Calibri"/>
+          <w:b/>
+          <w:bCs/>
+          <w:color w:val="1A9E9E"/>
+          <w:sz w:val="20"/>
+          <w:szCs w:val="20"/>
+        </w:rPr>
+        <w:t xml:space="preserve">•	</w:t>
+      </w:r>
+      <w:r>
+        <w:rPr>
+          <w:rFonts w:ascii="Calibri" w:cs="Calibri" w:eastAsia="Calibri" w:hAnsi="Calibri"/>
+          <w:sz w:val="20"/>
+          <w:szCs w:val="20"/>
+        </w:rPr>
+        <w:t xml:space="preserve">L'icône à bulles, en haut de l'écran, ouvre le panneau de discussion ; le chiffre sur l'icône compte les messages non lus. « Pleine page » ouvre la même discussion en grand.</w:t>
+      </w:r>
+    </w:p>
+    <w:p>
+      <w:pPr>
+        <w:tabs>
+          <w:tab w:val="left" w:pos="360"/>
+        </w:tabs>
+        <w:spacing w:after="60"/>
+        <w:ind w:left="360" w:hanging="360"/>
+        <w:jc w:val="both"/>
+      </w:pPr>
+      <w:r>
+        <w:rPr>
+          <w:rFonts w:ascii="Calibri" w:cs="Calibri" w:eastAsia="Calibri" w:hAnsi="Calibri"/>
+          <w:b/>
+          <w:bCs/>
+          <w:color w:val="1A9E9E"/>
+          <w:sz w:val="20"/>
+          <w:szCs w:val="20"/>
+        </w:rPr>
+        <w:t xml:space="preserve">•	</w:t>
+      </w:r>
+      <w:r>
+        <w:rPr>
+          <w:rFonts w:ascii="Calibri" w:cs="Calibri" w:eastAsia="Calibri" w:hAnsi="Calibri"/>
+          <w:sz w:val="20"/>
+          <w:szCs w:val="20"/>
+        </w:rPr>
+        <w:t xml:space="preserve">« Nouvelle » : « À deux » (choisir un collègue) ou « Groupe » (un nom, des collègues). Seuls les collègues qui partagent au moins une société avec vous sont proposés. Le créateur d'un groupe en est le responsable : lui seul y ajoute ou en retire des membres ; chacun peut le quitter.</w:t>
+      </w:r>
+    </w:p>
+    <w:p>
+      <w:pPr>
+        <w:tabs>
+          <w:tab w:val="left" w:pos="360"/>
+        </w:tabs>
+        <w:spacing w:after="60"/>
+        <w:ind w:left="360" w:hanging="360"/>
+        <w:jc w:val="both"/>
+      </w:pPr>
+      <w:r>
+        <w:rPr>
+          <w:rFonts w:ascii="Calibri" w:cs="Calibri" w:eastAsia="Calibri" w:hAnsi="Calibri"/>
+          <w:b/>
+          <w:bCs/>
+          <w:color w:val="1A9E9E"/>
+          <w:sz w:val="20"/>
+          <w:szCs w:val="20"/>
+        </w:rPr>
+        <w:t xml:space="preserve">•	</w:t>
+      </w:r>
+      <w:r>
+        <w:rPr>
+          <w:rFonts w:ascii="Calibri" w:cs="Calibri" w:eastAsia="Calibri" w:hAnsi="Calibri"/>
+          <w:sz w:val="20"/>
+          <w:szCs w:val="20"/>
+        </w:rPr>
+        <w:t xml:space="preserve">Sur une fiche (dossier AxisPro, chantier, rotation, bien), le bouton « Discussion » ouvre la conversation de la fiche, ouverte à tous ceux qui peuvent lire la fiche.</w:t>
+      </w:r>
+    </w:p>
+    <w:p>
+      <w:pPr>
+        <w:tabs>
+          <w:tab w:val="left" w:pos="360"/>
+        </w:tabs>
+        <w:spacing w:after="60"/>
+        <w:ind w:left="360" w:hanging="360"/>
+        <w:jc w:val="both"/>
+      </w:pPr>
+      <w:r>
+        <w:rPr>
+          <w:rFonts w:ascii="Calibri" w:cs="Calibri" w:eastAsia="Calibri" w:hAnsi="Calibri"/>
+          <w:b/>
+          <w:bCs/>
+          <w:color w:val="1A9E9E"/>
+          <w:sz w:val="20"/>
+          <w:szCs w:val="20"/>
+        </w:rPr>
+        <w:t xml:space="preserve">•	</w:t>
+      </w:r>
+      <w:r>
+        <w:rPr>
+          <w:rFonts w:ascii="Calibri" w:cs="Calibri" w:eastAsia="Calibri" w:hAnsi="Calibri"/>
+          <w:sz w:val="20"/>
+          <w:szCs w:val="20"/>
+        </w:rPr>
+        <w:t xml:space="preserve">Écrire : Entrée envoie, Maj + Entrée passe à la ligne ; le trombone joint jusqu'à cinq fichiers (PDF, JPEG, PNG, Word .docx ou Excel .xlsx, 20 Mo chacun). « Répondre » cite un message ; « Retirer » efface pour tous un message que vous avez envoyé (« Message retiré » reste affiché).</w:t>
+      </w:r>
+    </w:p>
+    <w:p>
+      <w:pPr>
+        <w:tabs>
+          <w:tab w:val="left" w:pos="360"/>
+        </w:tabs>
+        <w:spacing w:after="60"/>
+        <w:ind w:left="360" w:hanging="360"/>
+        <w:jc w:val="both"/>
+      </w:pPr>
+      <w:r>
+        <w:rPr>
+          <w:rFonts w:ascii="Calibri" w:cs="Calibri" w:eastAsia="Calibri" w:hAnsi="Calibri"/>
+          <w:b/>
+          <w:bCs/>
+          <w:color w:val="1A9E9E"/>
+          <w:sz w:val="20"/>
+          <w:szCs w:val="20"/>
+        </w:rPr>
+        <w:t xml:space="preserve">•	</w:t>
+      </w:r>
+      <w:r>
+        <w:rPr>
+          <w:rFonts w:ascii="Calibri" w:cs="Calibri" w:eastAsia="Calibri" w:hAnsi="Calibri"/>
+          <w:sz w:val="20"/>
+          <w:szCs w:val="20"/>
+        </w:rPr>
+        <w:t xml:space="preserve">Les nouveaux messages arrivent d'eux-mêmes en quelques secondes. Ils ne vous gardent pas connecté : sans geste de votre part, la déconnexion après inactivité s'applique.</w:t>
+      </w:r>
+    </w:p>
+    <w:p>
+      <w:pPr>
+        <w:tabs>
+          <w:tab w:val="left" w:pos="360"/>
+        </w:tabs>
+        <w:spacing w:after="60"/>
+        <w:ind w:left="360" w:hanging="360"/>
+        <w:jc w:val="both"/>
+      </w:pPr>
+      <w:r>
+        <w:rPr>
+          <w:rFonts w:ascii="Calibri" w:cs="Calibri" w:eastAsia="Calibri" w:hAnsi="Calibri"/>
+          <w:b/>
+          <w:bCs/>
+          <w:color w:val="1A9E9E"/>
+          <w:sz w:val="20"/>
+          <w:szCs w:val="20"/>
+        </w:rPr>
+        <w:t xml:space="preserve">•	</w:t>
+      </w:r>
+      <w:r>
+        <w:rPr>
+          <w:rFonts w:ascii="Calibri" w:cs="Calibri" w:eastAsia="Calibri" w:hAnsi="Calibri"/>
+          <w:sz w:val="20"/>
+          <w:szCs w:val="20"/>
+        </w:rPr>
+        <w:t xml:space="preserve">Confidentialité : une conversation n'est lue que par ses membres, l'administration comprise.</w:t>
       </w:r>
     </w:p>
     <w:p>
